--- a/eval/corpora/uv-docs-ingested/sources/concepts/cache.docx
+++ b/eval/corpora/uv-docs-ingested/sources/concepts/cache.docx
@@ -39,7 +39,7 @@
         <w:pStyle w:val="BodyText"/>
       </w:pPr>
       <w:r>
-        <w:t xml:space="preserve">The specifics of uv’s caching semantics vary based on the nature of the dependency:</w:t>
+        <w:t xml:space="preserve">The specifics of uv's caching semantics vary based on the nature of the dependency:</w:t>
       </w:r>
     </w:p>
     <w:p>
@@ -304,7 +304,7 @@
         <w:pStyle w:val="FirstParagraph"/>
       </w:pPr>
       <w:r>
-        <w:t xml:space="preserve">If you’re running into caching issues, uv includes a few escape hatches:</w:t>
+        <w:t xml:space="preserve">If you're running into caching issues, uv includes a few escape hatches:</w:t>
       </w:r>
     </w:p>
     <w:p>
@@ -812,7 +812,7 @@
         <w:t xml:space="preserve"> </w:t>
       </w:r>
       <w:r>
-        <w:t xml:space="preserve">project’s</w:t>
+        <w:t xml:space="preserve">project's</w:t>
       </w:r>
       <w:r>
         <w:t xml:space="preserve"> </w:t>
@@ -829,18 +829,147 @@
     </w:p>
     <w:p>
       <w:pPr>
-        <w:pStyle w:val="BodyText"/>
-      </w:pPr>
-      <w:r>
-        <w:rPr>
-          <w:rStyle w:val="VerbatimChar"/>
-        </w:rPr>
-        <w:t xml:space="preserve">toml title="pyproject.toml" [tool.uv] cache-keys = [{ file = "pyproject.toml" }, { git = { commit = true } }]</w:t>
-      </w:r>
-    </w:p>
-    <w:p>
-      <w:pPr>
-        <w:pStyle w:val="BodyText"/>
+        <w:pStyle w:val="SourceCode"/>
+      </w:pPr>
+      <w:r>
+        <w:rPr>
+          <w:rStyle w:val="KeywordTok"/>
+        </w:rPr>
+        <w:t xml:space="preserve">[tool.uv]</w:t>
+      </w:r>
+      <w:r>
+        <w:br/>
+      </w:r>
+      <w:r>
+        <w:rPr>
+          <w:rStyle w:val="DataTypeTok"/>
+        </w:rPr>
+        <w:t xml:space="preserve">cache-keys</w:t>
+      </w:r>
+      <w:r>
+        <w:rPr>
+          <w:rStyle w:val="NormalTok"/>
+        </w:rPr>
+        <w:t xml:space="preserve"> </w:t>
+      </w:r>
+      <w:r>
+        <w:rPr>
+          <w:rStyle w:val="OperatorTok"/>
+        </w:rPr>
+        <w:t xml:space="preserve">=</w:t>
+      </w:r>
+      <w:r>
+        <w:rPr>
+          <w:rStyle w:val="NormalTok"/>
+        </w:rPr>
+        <w:t xml:space="preserve"> </w:t>
+      </w:r>
+      <w:r>
+        <w:rPr>
+          <w:rStyle w:val="OperatorTok"/>
+        </w:rPr>
+        <w:t xml:space="preserve">[{ </w:t>
+      </w:r>
+      <w:r>
+        <w:rPr>
+          <w:rStyle w:val="DataTypeTok"/>
+        </w:rPr>
+        <w:t xml:space="preserve">file</w:t>
+      </w:r>
+      <w:r>
+        <w:rPr>
+          <w:rStyle w:val="OperatorTok"/>
+        </w:rPr>
+        <w:t xml:space="preserve"> =</w:t>
+      </w:r>
+      <w:r>
+        <w:rPr>
+          <w:rStyle w:val="NormalTok"/>
+        </w:rPr>
+        <w:t xml:space="preserve"> </w:t>
+      </w:r>
+      <w:r>
+        <w:rPr>
+          <w:rStyle w:val="StringTok"/>
+        </w:rPr>
+        <w:t xml:space="preserve">"pyproject.toml"</w:t>
+      </w:r>
+      <w:r>
+        <w:rPr>
+          <w:rStyle w:val="OperatorTok"/>
+        </w:rPr>
+        <w:t xml:space="preserve"> },</w:t>
+      </w:r>
+      <w:r>
+        <w:rPr>
+          <w:rStyle w:val="NormalTok"/>
+        </w:rPr>
+        <w:t xml:space="preserve"> </w:t>
+      </w:r>
+      <w:r>
+        <w:rPr>
+          <w:rStyle w:val="OperatorTok"/>
+        </w:rPr>
+        <w:t xml:space="preserve">{ </w:t>
+      </w:r>
+      <w:r>
+        <w:rPr>
+          <w:rStyle w:val="DataTypeTok"/>
+        </w:rPr>
+        <w:t xml:space="preserve">git</w:t>
+      </w:r>
+      <w:r>
+        <w:rPr>
+          <w:rStyle w:val="OperatorTok"/>
+        </w:rPr>
+        <w:t xml:space="preserve"> =</w:t>
+      </w:r>
+      <w:r>
+        <w:rPr>
+          <w:rStyle w:val="NormalTok"/>
+        </w:rPr>
+        <w:t xml:space="preserve"> </w:t>
+      </w:r>
+      <w:r>
+        <w:rPr>
+          <w:rStyle w:val="OperatorTok"/>
+        </w:rPr>
+        <w:t xml:space="preserve">{ </w:t>
+      </w:r>
+      <w:r>
+        <w:rPr>
+          <w:rStyle w:val="DataTypeTok"/>
+        </w:rPr>
+        <w:t xml:space="preserve">commit</w:t>
+      </w:r>
+      <w:r>
+        <w:rPr>
+          <w:rStyle w:val="OperatorTok"/>
+        </w:rPr>
+        <w:t xml:space="preserve"> =</w:t>
+      </w:r>
+      <w:r>
+        <w:rPr>
+          <w:rStyle w:val="NormalTok"/>
+        </w:rPr>
+        <w:t xml:space="preserve"> </w:t>
+      </w:r>
+      <w:r>
+        <w:rPr>
+          <w:rStyle w:val="ConstantTok"/>
+        </w:rPr>
+        <w:t xml:space="preserve">true</w:t>
+      </w:r>
+      <w:r>
+        <w:rPr>
+          <w:rStyle w:val="OperatorTok"/>
+        </w:rPr>
+        <w:t xml:space="preserve"> } }]</w:t>
+      </w:r>
+    </w:p>
+    <w:p>
+      <w:pPr>
+        <w:pStyle w:val="FirstParagraph"/>
       </w:pPr>
       <w:r>
         <w:t xml:space="preserve">If your dynamic metadata incorporates information from the set of Git tags, you can expand the cache</w:t>
@@ -854,18 +983,177 @@
     </w:p>
     <w:p>
       <w:pPr>
-        <w:pStyle w:val="BodyText"/>
-      </w:pPr>
-      <w:r>
-        <w:rPr>
-          <w:rStyle w:val="VerbatimChar"/>
-        </w:rPr>
-        <w:t xml:space="preserve">toml title="pyproject.toml" [tool.uv] cache-keys = [{ file = "pyproject.toml" }, { git = { commit = true, tags = true } }]</w:t>
-      </w:r>
-    </w:p>
-    <w:p>
-      <w:pPr>
-        <w:pStyle w:val="BodyText"/>
+        <w:pStyle w:val="SourceCode"/>
+      </w:pPr>
+      <w:r>
+        <w:rPr>
+          <w:rStyle w:val="KeywordTok"/>
+        </w:rPr>
+        <w:t xml:space="preserve">[tool.uv]</w:t>
+      </w:r>
+      <w:r>
+        <w:br/>
+      </w:r>
+      <w:r>
+        <w:rPr>
+          <w:rStyle w:val="DataTypeTok"/>
+        </w:rPr>
+        <w:t xml:space="preserve">cache-keys</w:t>
+      </w:r>
+      <w:r>
+        <w:rPr>
+          <w:rStyle w:val="NormalTok"/>
+        </w:rPr>
+        <w:t xml:space="preserve"> </w:t>
+      </w:r>
+      <w:r>
+        <w:rPr>
+          <w:rStyle w:val="OperatorTok"/>
+        </w:rPr>
+        <w:t xml:space="preserve">=</w:t>
+      </w:r>
+      <w:r>
+        <w:rPr>
+          <w:rStyle w:val="NormalTok"/>
+        </w:rPr>
+        <w:t xml:space="preserve"> </w:t>
+      </w:r>
+      <w:r>
+        <w:rPr>
+          <w:rStyle w:val="OperatorTok"/>
+        </w:rPr>
+        <w:t xml:space="preserve">[{ </w:t>
+      </w:r>
+      <w:r>
+        <w:rPr>
+          <w:rStyle w:val="DataTypeTok"/>
+        </w:rPr>
+        <w:t xml:space="preserve">file</w:t>
+      </w:r>
+      <w:r>
+        <w:rPr>
+          <w:rStyle w:val="OperatorTok"/>
+        </w:rPr>
+        <w:t xml:space="preserve"> =</w:t>
+      </w:r>
+      <w:r>
+        <w:rPr>
+          <w:rStyle w:val="NormalTok"/>
+        </w:rPr>
+        <w:t xml:space="preserve"> </w:t>
+      </w:r>
+      <w:r>
+        <w:rPr>
+          <w:rStyle w:val="StringTok"/>
+        </w:rPr>
+        <w:t xml:space="preserve">"pyproject.toml"</w:t>
+      </w:r>
+      <w:r>
+        <w:rPr>
+          <w:rStyle w:val="OperatorTok"/>
+        </w:rPr>
+        <w:t xml:space="preserve"> },</w:t>
+      </w:r>
+      <w:r>
+        <w:rPr>
+          <w:rStyle w:val="NormalTok"/>
+        </w:rPr>
+        <w:t xml:space="preserve"> </w:t>
+      </w:r>
+      <w:r>
+        <w:rPr>
+          <w:rStyle w:val="OperatorTok"/>
+        </w:rPr>
+        <w:t xml:space="preserve">{ </w:t>
+      </w:r>
+      <w:r>
+        <w:rPr>
+          <w:rStyle w:val="DataTypeTok"/>
+        </w:rPr>
+        <w:t xml:space="preserve">git</w:t>
+      </w:r>
+      <w:r>
+        <w:rPr>
+          <w:rStyle w:val="OperatorTok"/>
+        </w:rPr>
+        <w:t xml:space="preserve"> =</w:t>
+      </w:r>
+      <w:r>
+        <w:rPr>
+          <w:rStyle w:val="NormalTok"/>
+        </w:rPr>
+        <w:t xml:space="preserve"> </w:t>
+      </w:r>
+      <w:r>
+        <w:rPr>
+          <w:rStyle w:val="OperatorTok"/>
+        </w:rPr>
+        <w:t xml:space="preserve">{ </w:t>
+      </w:r>
+      <w:r>
+        <w:rPr>
+          <w:rStyle w:val="DataTypeTok"/>
+        </w:rPr>
+        <w:t xml:space="preserve">commit</w:t>
+      </w:r>
+      <w:r>
+        <w:rPr>
+          <w:rStyle w:val="OperatorTok"/>
+        </w:rPr>
+        <w:t xml:space="preserve"> =</w:t>
+      </w:r>
+      <w:r>
+        <w:rPr>
+          <w:rStyle w:val="NormalTok"/>
+        </w:rPr>
+        <w:t xml:space="preserve"> </w:t>
+      </w:r>
+      <w:r>
+        <w:rPr>
+          <w:rStyle w:val="ConstantTok"/>
+        </w:rPr>
+        <w:t xml:space="preserve">true</w:t>
+      </w:r>
+      <w:r>
+        <w:rPr>
+          <w:rStyle w:val="OperatorTok"/>
+        </w:rPr>
+        <w:t xml:space="preserve">, </w:t>
+      </w:r>
+      <w:r>
+        <w:rPr>
+          <w:rStyle w:val="DataTypeTok"/>
+        </w:rPr>
+        <w:t xml:space="preserve">tags</w:t>
+      </w:r>
+      <w:r>
+        <w:rPr>
+          <w:rStyle w:val="OperatorTok"/>
+        </w:rPr>
+        <w:t xml:space="preserve"> =</w:t>
+      </w:r>
+      <w:r>
+        <w:rPr>
+          <w:rStyle w:val="NormalTok"/>
+        </w:rPr>
+        <w:t xml:space="preserve"> </w:t>
+      </w:r>
+      <w:r>
+        <w:rPr>
+          <w:rStyle w:val="ConstantTok"/>
+        </w:rPr>
+        <w:t xml:space="preserve">true</w:t>
+      </w:r>
+      <w:r>
+        <w:rPr>
+          <w:rStyle w:val="OperatorTok"/>
+        </w:rPr>
+        <w:t xml:space="preserve"> } }]</w:t>
+      </w:r>
+    </w:p>
+    <w:p>
+      <w:pPr>
+        <w:pStyle w:val="FirstParagraph"/>
       </w:pPr>
       <w:r>
         <w:t xml:space="preserve">Similarly, if a project reads from a</w:t>
@@ -889,7 +1177,7 @@
         <w:t xml:space="preserve"> </w:t>
       </w:r>
       <w:r>
-        <w:t xml:space="preserve">the following to the project’s</w:t>
+        <w:t xml:space="preserve">the following to the project's</w:t>
       </w:r>
       <w:r>
         <w:t xml:space="preserve"> </w:t>
@@ -906,18 +1194,123 @@
     </w:p>
     <w:p>
       <w:pPr>
-        <w:pStyle w:val="BodyText"/>
-      </w:pPr>
-      <w:r>
-        <w:rPr>
-          <w:rStyle w:val="VerbatimChar"/>
-        </w:rPr>
-        <w:t xml:space="preserve">toml title="pyproject.toml" [tool.uv] cache-keys = [{ file = "pyproject.toml" }, { file = "requirements.txt" }]</w:t>
-      </w:r>
-    </w:p>
-    <w:p>
-      <w:pPr>
-        <w:pStyle w:val="BodyText"/>
+        <w:pStyle w:val="SourceCode"/>
+      </w:pPr>
+      <w:r>
+        <w:rPr>
+          <w:rStyle w:val="KeywordTok"/>
+        </w:rPr>
+        <w:t xml:space="preserve">[tool.uv]</w:t>
+      </w:r>
+      <w:r>
+        <w:br/>
+      </w:r>
+      <w:r>
+        <w:rPr>
+          <w:rStyle w:val="DataTypeTok"/>
+        </w:rPr>
+        <w:t xml:space="preserve">cache-keys</w:t>
+      </w:r>
+      <w:r>
+        <w:rPr>
+          <w:rStyle w:val="NormalTok"/>
+        </w:rPr>
+        <w:t xml:space="preserve"> </w:t>
+      </w:r>
+      <w:r>
+        <w:rPr>
+          <w:rStyle w:val="OperatorTok"/>
+        </w:rPr>
+        <w:t xml:space="preserve">=</w:t>
+      </w:r>
+      <w:r>
+        <w:rPr>
+          <w:rStyle w:val="NormalTok"/>
+        </w:rPr>
+        <w:t xml:space="preserve"> </w:t>
+      </w:r>
+      <w:r>
+        <w:rPr>
+          <w:rStyle w:val="OperatorTok"/>
+        </w:rPr>
+        <w:t xml:space="preserve">[{ </w:t>
+      </w:r>
+      <w:r>
+        <w:rPr>
+          <w:rStyle w:val="DataTypeTok"/>
+        </w:rPr>
+        <w:t xml:space="preserve">file</w:t>
+      </w:r>
+      <w:r>
+        <w:rPr>
+          <w:rStyle w:val="OperatorTok"/>
+        </w:rPr>
+        <w:t xml:space="preserve"> =</w:t>
+      </w:r>
+      <w:r>
+        <w:rPr>
+          <w:rStyle w:val="NormalTok"/>
+        </w:rPr>
+        <w:t xml:space="preserve"> </w:t>
+      </w:r>
+      <w:r>
+        <w:rPr>
+          <w:rStyle w:val="StringTok"/>
+        </w:rPr>
+        <w:t xml:space="preserve">"pyproject.toml"</w:t>
+      </w:r>
+      <w:r>
+        <w:rPr>
+          <w:rStyle w:val="OperatorTok"/>
+        </w:rPr>
+        <w:t xml:space="preserve"> },</w:t>
+      </w:r>
+      <w:r>
+        <w:rPr>
+          <w:rStyle w:val="NormalTok"/>
+        </w:rPr>
+        <w:t xml:space="preserve"> </w:t>
+      </w:r>
+      <w:r>
+        <w:rPr>
+          <w:rStyle w:val="OperatorTok"/>
+        </w:rPr>
+        <w:t xml:space="preserve">{ </w:t>
+      </w:r>
+      <w:r>
+        <w:rPr>
+          <w:rStyle w:val="DataTypeTok"/>
+        </w:rPr>
+        <w:t xml:space="preserve">file</w:t>
+      </w:r>
+      <w:r>
+        <w:rPr>
+          <w:rStyle w:val="OperatorTok"/>
+        </w:rPr>
+        <w:t xml:space="preserve"> =</w:t>
+      </w:r>
+      <w:r>
+        <w:rPr>
+          <w:rStyle w:val="NormalTok"/>
+        </w:rPr>
+        <w:t xml:space="preserve"> </w:t>
+      </w:r>
+      <w:r>
+        <w:rPr>
+          <w:rStyle w:val="StringTok"/>
+        </w:rPr>
+        <w:t xml:space="preserve">"requirements.txt"</w:t>
+      </w:r>
+      <w:r>
+        <w:rPr>
+          <w:rStyle w:val="OperatorTok"/>
+        </w:rPr>
+        <w:t xml:space="preserve"> }]</w:t>
+      </w:r>
+    </w:p>
+    <w:p>
+      <w:pPr>
+        <w:pStyle w:val="FirstParagraph"/>
       </w:pPr>
       <w:r>
         <w:t xml:space="preserve">Globs are supported for</w:t>
@@ -984,166 +1377,439 @@
     </w:p>
     <w:p>
       <w:pPr>
+        <w:pStyle w:val="SourceCode"/>
+      </w:pPr>
+      <w:r>
+        <w:rPr>
+          <w:rStyle w:val="KeywordTok"/>
+        </w:rPr>
+        <w:t xml:space="preserve">[tool.uv]</w:t>
+      </w:r>
+      <w:r>
+        <w:br/>
+      </w:r>
+      <w:r>
+        <w:rPr>
+          <w:rStyle w:val="DataTypeTok"/>
+        </w:rPr>
+        <w:t xml:space="preserve">cache-keys</w:t>
+      </w:r>
+      <w:r>
+        <w:rPr>
+          <w:rStyle w:val="NormalTok"/>
+        </w:rPr>
+        <w:t xml:space="preserve"> </w:t>
+      </w:r>
+      <w:r>
+        <w:rPr>
+          <w:rStyle w:val="OperatorTok"/>
+        </w:rPr>
+        <w:t xml:space="preserve">=</w:t>
+      </w:r>
+      <w:r>
+        <w:rPr>
+          <w:rStyle w:val="NormalTok"/>
+        </w:rPr>
+        <w:t xml:space="preserve"> </w:t>
+      </w:r>
+      <w:r>
+        <w:rPr>
+          <w:rStyle w:val="OperatorTok"/>
+        </w:rPr>
+        <w:t xml:space="preserve">[{ </w:t>
+      </w:r>
+      <w:r>
+        <w:rPr>
+          <w:rStyle w:val="DataTypeTok"/>
+        </w:rPr>
+        <w:t xml:space="preserve">file</w:t>
+      </w:r>
+      <w:r>
+        <w:rPr>
+          <w:rStyle w:val="OperatorTok"/>
+        </w:rPr>
+        <w:t xml:space="preserve"> =</w:t>
+      </w:r>
+      <w:r>
+        <w:rPr>
+          <w:rStyle w:val="NormalTok"/>
+        </w:rPr>
+        <w:t xml:space="preserve"> </w:t>
+      </w:r>
+      <w:r>
+        <w:rPr>
+          <w:rStyle w:val="StringTok"/>
+        </w:rPr>
+        <w:t xml:space="preserve">"**/*.toml"</w:t>
+      </w:r>
+      <w:r>
+        <w:rPr>
+          <w:rStyle w:val="OperatorTok"/>
+        </w:rPr>
+        <w:t xml:space="preserve"> }]</w:t>
+      </w:r>
+    </w:p>
+    <w:p>
+      <w:pPr>
+        <w:pStyle w:val="FirstParagraph"/>
+      </w:pPr>
+      <w:r>
+        <w:t xml:space="preserve">!!! note</w:t>
+      </w:r>
+    </w:p>
+    <w:p>
+      <w:pPr>
+        <w:pStyle w:val="SourceCode"/>
+      </w:pPr>
+      <w:r>
+        <w:rPr>
+          <w:rStyle w:val="VerbatimChar"/>
+        </w:rPr>
+        <w:t xml:space="preserve">The use of globs can be expensive, as uv may need to walk the filesystem to determine whether any files have changed.</w:t>
+      </w:r>
+      <w:r>
+        <w:br/>
+      </w:r>
+      <w:r>
+        <w:rPr>
+          <w:rStyle w:val="VerbatimChar"/>
+        </w:rPr>
+        <w:t xml:space="preserve">This may, in turn, requiring traversal of large or deeply nested directories.</w:t>
+      </w:r>
+    </w:p>
+    <w:p>
+      <w:pPr>
+        <w:pStyle w:val="FirstParagraph"/>
+      </w:pPr>
+      <w:r>
+        <w:t xml:space="preserve">Similarly, if a project relies on an environment variable, you can add the following to the</w:t>
+      </w:r>
+      <w:r>
+        <w:t xml:space="preserve"> </w:t>
+      </w:r>
+      <w:r>
+        <w:t xml:space="preserve">project's</w:t>
+      </w:r>
+      <w:r>
+        <w:t xml:space="preserve"> </w:t>
+      </w:r>
+      <w:r>
+        <w:rPr>
+          <w:rStyle w:val="VerbatimChar"/>
+        </w:rPr>
+        <w:t xml:space="preserve">pyproject.toml</w:t>
+      </w:r>
+      <w:r>
+        <w:t xml:space="preserve"> </w:t>
+      </w:r>
+      <w:r>
+        <w:t xml:space="preserve">to invalidate the cache whenever the environment variable changes:</w:t>
+      </w:r>
+    </w:p>
+    <w:p>
+      <w:pPr>
+        <w:pStyle w:val="SourceCode"/>
+      </w:pPr>
+      <w:r>
+        <w:rPr>
+          <w:rStyle w:val="KeywordTok"/>
+        </w:rPr>
+        <w:t xml:space="preserve">[tool.uv]</w:t>
+      </w:r>
+      <w:r>
+        <w:br/>
+      </w:r>
+      <w:r>
+        <w:rPr>
+          <w:rStyle w:val="DataTypeTok"/>
+        </w:rPr>
+        <w:t xml:space="preserve">cache-keys</w:t>
+      </w:r>
+      <w:r>
+        <w:rPr>
+          <w:rStyle w:val="NormalTok"/>
+        </w:rPr>
+        <w:t xml:space="preserve"> </w:t>
+      </w:r>
+      <w:r>
+        <w:rPr>
+          <w:rStyle w:val="OperatorTok"/>
+        </w:rPr>
+        <w:t xml:space="preserve">=</w:t>
+      </w:r>
+      <w:r>
+        <w:rPr>
+          <w:rStyle w:val="NormalTok"/>
+        </w:rPr>
+        <w:t xml:space="preserve"> </w:t>
+      </w:r>
+      <w:r>
+        <w:rPr>
+          <w:rStyle w:val="OperatorTok"/>
+        </w:rPr>
+        <w:t xml:space="preserve">[{ </w:t>
+      </w:r>
+      <w:r>
+        <w:rPr>
+          <w:rStyle w:val="DataTypeTok"/>
+        </w:rPr>
+        <w:t xml:space="preserve">file</w:t>
+      </w:r>
+      <w:r>
+        <w:rPr>
+          <w:rStyle w:val="OperatorTok"/>
+        </w:rPr>
+        <w:t xml:space="preserve"> =</w:t>
+      </w:r>
+      <w:r>
+        <w:rPr>
+          <w:rStyle w:val="NormalTok"/>
+        </w:rPr>
+        <w:t xml:space="preserve"> </w:t>
+      </w:r>
+      <w:r>
+        <w:rPr>
+          <w:rStyle w:val="StringTok"/>
+        </w:rPr>
+        <w:t xml:space="preserve">"pyproject.toml"</w:t>
+      </w:r>
+      <w:r>
+        <w:rPr>
+          <w:rStyle w:val="OperatorTok"/>
+        </w:rPr>
+        <w:t xml:space="preserve"> },</w:t>
+      </w:r>
+      <w:r>
+        <w:rPr>
+          <w:rStyle w:val="NormalTok"/>
+        </w:rPr>
+        <w:t xml:space="preserve"> </w:t>
+      </w:r>
+      <w:r>
+        <w:rPr>
+          <w:rStyle w:val="OperatorTok"/>
+        </w:rPr>
+        <w:t xml:space="preserve">{ </w:t>
+      </w:r>
+      <w:r>
+        <w:rPr>
+          <w:rStyle w:val="DataTypeTok"/>
+        </w:rPr>
+        <w:t xml:space="preserve">env</w:t>
+      </w:r>
+      <w:r>
+        <w:rPr>
+          <w:rStyle w:val="OperatorTok"/>
+        </w:rPr>
+        <w:t xml:space="preserve"> =</w:t>
+      </w:r>
+      <w:r>
+        <w:rPr>
+          <w:rStyle w:val="NormalTok"/>
+        </w:rPr>
+        <w:t xml:space="preserve"> </w:t>
+      </w:r>
+      <w:r>
+        <w:rPr>
+          <w:rStyle w:val="StringTok"/>
+        </w:rPr>
+        <w:t xml:space="preserve">"MY_ENV_VAR"</w:t>
+      </w:r>
+      <w:r>
+        <w:rPr>
+          <w:rStyle w:val="OperatorTok"/>
+        </w:rPr>
+        <w:t xml:space="preserve"> }]</w:t>
+      </w:r>
+    </w:p>
+    <w:p>
+      <w:pPr>
+        <w:pStyle w:val="FirstParagraph"/>
+      </w:pPr>
+      <w:r>
+        <w:t xml:space="preserve">Finally, to invalidate a project whenever a specific directory (like</w:t>
+      </w:r>
+      <w:r>
+        <w:t xml:space="preserve"> </w:t>
+      </w:r>
+      <w:r>
+        <w:rPr>
+          <w:rStyle w:val="VerbatimChar"/>
+        </w:rPr>
+        <w:t xml:space="preserve">src</w:t>
+      </w:r>
+      <w:r>
+        <w:t xml:space="preserve">) is created or removed,</w:t>
+      </w:r>
+      <w:r>
+        <w:t xml:space="preserve"> </w:t>
+      </w:r>
+      <w:r>
+        <w:t xml:space="preserve">add the following to the project's</w:t>
+      </w:r>
+      <w:r>
+        <w:t xml:space="preserve"> </w:t>
+      </w:r>
+      <w:r>
+        <w:rPr>
+          <w:rStyle w:val="VerbatimChar"/>
+        </w:rPr>
+        <w:t xml:space="preserve">pyproject.toml</w:t>
+      </w:r>
+      <w:r>
+        <w:t xml:space="preserve">:</w:t>
+      </w:r>
+    </w:p>
+    <w:p>
+      <w:pPr>
+        <w:pStyle w:val="SourceCode"/>
+      </w:pPr>
+      <w:r>
+        <w:rPr>
+          <w:rStyle w:val="KeywordTok"/>
+        </w:rPr>
+        <w:t xml:space="preserve">[tool.uv]</w:t>
+      </w:r>
+      <w:r>
+        <w:br/>
+      </w:r>
+      <w:r>
+        <w:rPr>
+          <w:rStyle w:val="DataTypeTok"/>
+        </w:rPr>
+        <w:t xml:space="preserve">cache-keys</w:t>
+      </w:r>
+      <w:r>
+        <w:rPr>
+          <w:rStyle w:val="NormalTok"/>
+        </w:rPr>
+        <w:t xml:space="preserve"> </w:t>
+      </w:r>
+      <w:r>
+        <w:rPr>
+          <w:rStyle w:val="OperatorTok"/>
+        </w:rPr>
+        <w:t xml:space="preserve">=</w:t>
+      </w:r>
+      <w:r>
+        <w:rPr>
+          <w:rStyle w:val="NormalTok"/>
+        </w:rPr>
+        <w:t xml:space="preserve"> </w:t>
+      </w:r>
+      <w:r>
+        <w:rPr>
+          <w:rStyle w:val="OperatorTok"/>
+        </w:rPr>
+        <w:t xml:space="preserve">[{ </w:t>
+      </w:r>
+      <w:r>
+        <w:rPr>
+          <w:rStyle w:val="DataTypeTok"/>
+        </w:rPr>
+        <w:t xml:space="preserve">file</w:t>
+      </w:r>
+      <w:r>
+        <w:rPr>
+          <w:rStyle w:val="OperatorTok"/>
+        </w:rPr>
+        <w:t xml:space="preserve"> =</w:t>
+      </w:r>
+      <w:r>
+        <w:rPr>
+          <w:rStyle w:val="NormalTok"/>
+        </w:rPr>
+        <w:t xml:space="preserve"> </w:t>
+      </w:r>
+      <w:r>
+        <w:rPr>
+          <w:rStyle w:val="StringTok"/>
+        </w:rPr>
+        <w:t xml:space="preserve">"pyproject.toml"</w:t>
+      </w:r>
+      <w:r>
+        <w:rPr>
+          <w:rStyle w:val="OperatorTok"/>
+        </w:rPr>
+        <w:t xml:space="preserve"> },</w:t>
+      </w:r>
+      <w:r>
+        <w:rPr>
+          <w:rStyle w:val="NormalTok"/>
+        </w:rPr>
+        <w:t xml:space="preserve"> </w:t>
+      </w:r>
+      <w:r>
+        <w:rPr>
+          <w:rStyle w:val="OperatorTok"/>
+        </w:rPr>
+        <w:t xml:space="preserve">{ </w:t>
+      </w:r>
+      <w:r>
+        <w:rPr>
+          <w:rStyle w:val="DataTypeTok"/>
+        </w:rPr>
+        <w:t xml:space="preserve">dir</w:t>
+      </w:r>
+      <w:r>
+        <w:rPr>
+          <w:rStyle w:val="OperatorTok"/>
+        </w:rPr>
+        <w:t xml:space="preserve"> =</w:t>
+      </w:r>
+      <w:r>
+        <w:rPr>
+          <w:rStyle w:val="NormalTok"/>
+        </w:rPr>
+        <w:t xml:space="preserve"> </w:t>
+      </w:r>
+      <w:r>
+        <w:rPr>
+          <w:rStyle w:val="StringTok"/>
+        </w:rPr>
+        <w:t xml:space="preserve">"src"</w:t>
+      </w:r>
+      <w:r>
+        <w:rPr>
+          <w:rStyle w:val="OperatorTok"/>
+        </w:rPr>
+        <w:t xml:space="preserve"> }]</w:t>
+      </w:r>
+    </w:p>
+    <w:p>
+      <w:pPr>
+        <w:pStyle w:val="FirstParagraph"/>
+      </w:pPr>
+      <w:r>
+        <w:t xml:space="preserve">Note that the</w:t>
+      </w:r>
+      <w:r>
+        <w:t xml:space="preserve"> </w:t>
+      </w:r>
+      <w:r>
+        <w:rPr>
+          <w:rStyle w:val="VerbatimChar"/>
+        </w:rPr>
+        <w:t xml:space="preserve">dir</w:t>
+      </w:r>
+      <w:r>
+        <w:t xml:space="preserve"> </w:t>
+      </w:r>
+      <w:r>
+        <w:t xml:space="preserve">key will only track changes to the directory itself, and not arbitrary changes</w:t>
+      </w:r>
+      <w:r>
+        <w:t xml:space="preserve"> </w:t>
+      </w:r>
+      <w:r>
+        <w:t xml:space="preserve">within the directory.</w:t>
+      </w:r>
+    </w:p>
+    <w:p>
+      <w:pPr>
         <w:pStyle w:val="BodyText"/>
       </w:pPr>
       <w:r>
-        <w:rPr>
-          <w:rStyle w:val="VerbatimChar"/>
-        </w:rPr>
-        <w:t xml:space="preserve">toml title="pyproject.toml" [tool.uv] cache-keys = [{ file = "**/*.toml" }]</w:t>
-      </w:r>
-    </w:p>
-    <w:p>
-      <w:pPr>
-        <w:pStyle w:val="BodyText"/>
-      </w:pPr>
-      <w:r>
-        <w:t xml:space="preserve">!!! note</w:t>
-      </w:r>
-    </w:p>
-    <w:p>
-      <w:pPr>
-        <w:pStyle w:val="SourceCode"/>
-      </w:pPr>
-      <w:r>
-        <w:rPr>
-          <w:rStyle w:val="VerbatimChar"/>
-        </w:rPr>
-        <w:t xml:space="preserve">The use of globs can be expensive, as uv may need to walk the filesystem to determine whether any files have changed.</w:t>
-      </w:r>
-      <w:r>
-        <w:br/>
-      </w:r>
-      <w:r>
-        <w:rPr>
-          <w:rStyle w:val="VerbatimChar"/>
-        </w:rPr>
-        <w:t xml:space="preserve">This may, in turn, requiring traversal of large or deeply nested directories.</w:t>
-      </w:r>
-    </w:p>
-    <w:p>
-      <w:pPr>
-        <w:pStyle w:val="FirstParagraph"/>
-      </w:pPr>
-      <w:r>
-        <w:t xml:space="preserve">Similarly, if a project relies on an environment variable, you can add the following to the</w:t>
-      </w:r>
-      <w:r>
-        <w:t xml:space="preserve"> </w:t>
-      </w:r>
-      <w:r>
-        <w:t xml:space="preserve">project’s</w:t>
-      </w:r>
-      <w:r>
-        <w:t xml:space="preserve"> </w:t>
-      </w:r>
-      <w:r>
-        <w:rPr>
-          <w:rStyle w:val="VerbatimChar"/>
-        </w:rPr>
-        <w:t xml:space="preserve">pyproject.toml</w:t>
-      </w:r>
-      <w:r>
-        <w:t xml:space="preserve"> </w:t>
-      </w:r>
-      <w:r>
-        <w:t xml:space="preserve">to invalidate the cache whenever the environment variable changes:</w:t>
-      </w:r>
-    </w:p>
-    <w:p>
-      <w:pPr>
-        <w:pStyle w:val="BodyText"/>
-      </w:pPr>
-      <w:r>
-        <w:rPr>
-          <w:rStyle w:val="VerbatimChar"/>
-        </w:rPr>
-        <w:t xml:space="preserve">toml title="pyproject.toml" [tool.uv] cache-keys = [{ file = "pyproject.toml" }, { env = "MY_ENV_VAR" }]</w:t>
-      </w:r>
-    </w:p>
-    <w:p>
-      <w:pPr>
-        <w:pStyle w:val="BodyText"/>
-      </w:pPr>
-      <w:r>
-        <w:t xml:space="preserve">Finally, to invalidate a project whenever a specific directory (like</w:t>
-      </w:r>
-      <w:r>
-        <w:t xml:space="preserve"> </w:t>
-      </w:r>
-      <w:r>
-        <w:rPr>
-          <w:rStyle w:val="VerbatimChar"/>
-        </w:rPr>
-        <w:t xml:space="preserve">src</w:t>
-      </w:r>
-      <w:r>
-        <w:t xml:space="preserve">) is created or removed,</w:t>
-      </w:r>
-      <w:r>
-        <w:t xml:space="preserve"> </w:t>
-      </w:r>
-      <w:r>
-        <w:t xml:space="preserve">add the following to the project’s</w:t>
-      </w:r>
-      <w:r>
-        <w:t xml:space="preserve"> </w:t>
-      </w:r>
-      <w:r>
-        <w:rPr>
-          <w:rStyle w:val="VerbatimChar"/>
-        </w:rPr>
-        <w:t xml:space="preserve">pyproject.toml</w:t>
-      </w:r>
-      <w:r>
-        <w:t xml:space="preserve">:</w:t>
-      </w:r>
-    </w:p>
-    <w:p>
-      <w:pPr>
-        <w:pStyle w:val="BodyText"/>
-      </w:pPr>
-      <w:r>
-        <w:rPr>
-          <w:rStyle w:val="VerbatimChar"/>
-        </w:rPr>
-        <w:t xml:space="preserve">toml title="pyproject.toml" [tool.uv] cache-keys = [{ file = "pyproject.toml" }, { dir = "src" }]</w:t>
-      </w:r>
-    </w:p>
-    <w:p>
-      <w:pPr>
-        <w:pStyle w:val="BodyText"/>
-      </w:pPr>
-      <w:r>
-        <w:t xml:space="preserve">Note that the</w:t>
-      </w:r>
-      <w:r>
-        <w:t xml:space="preserve"> </w:t>
-      </w:r>
-      <w:r>
-        <w:rPr>
-          <w:rStyle w:val="VerbatimChar"/>
-        </w:rPr>
-        <w:t xml:space="preserve">dir</w:t>
-      </w:r>
-      <w:r>
-        <w:t xml:space="preserve"> </w:t>
-      </w:r>
-      <w:r>
-        <w:t xml:space="preserve">key will only track changes to the directory itself, and not arbitrary changes</w:t>
-      </w:r>
-      <w:r>
-        <w:t xml:space="preserve"> </w:t>
-      </w:r>
-      <w:r>
-        <w:t xml:space="preserve">within the directory.</w:t>
-      </w:r>
-    </w:p>
-    <w:p>
-      <w:pPr>
-        <w:pStyle w:val="BodyText"/>
-      </w:pPr>
-      <w:r>
         <w:t xml:space="preserve">As an escape hatch, if a project uses</w:t>
       </w:r>
       <w:r>
@@ -1159,7 +1825,7 @@
         <w:t xml:space="preserve"> </w:t>
       </w:r>
       <w:r>
-        <w:t xml:space="preserve">metadata that isn’t covered by</w:t>
+        <w:t xml:space="preserve">metadata that isn't covered by</w:t>
       </w:r>
       <w:r>
         <w:t xml:space="preserve"> </w:t>
@@ -1213,18 +1879,63 @@
     </w:p>
     <w:p>
       <w:pPr>
-        <w:pStyle w:val="BodyText"/>
-      </w:pPr>
-      <w:r>
-        <w:rPr>
-          <w:rStyle w:val="VerbatimChar"/>
-        </w:rPr>
-        <w:t xml:space="preserve">toml title="pyproject.toml" [tool.uv] reinstall-package = ["my-package"]</w:t>
-      </w:r>
-    </w:p>
-    <w:p>
-      <w:pPr>
-        <w:pStyle w:val="BodyText"/>
+        <w:pStyle w:val="SourceCode"/>
+      </w:pPr>
+      <w:r>
+        <w:rPr>
+          <w:rStyle w:val="KeywordTok"/>
+        </w:rPr>
+        <w:t xml:space="preserve">[tool.uv]</w:t>
+      </w:r>
+      <w:r>
+        <w:br/>
+      </w:r>
+      <w:r>
+        <w:rPr>
+          <w:rStyle w:val="DataTypeTok"/>
+        </w:rPr>
+        <w:t xml:space="preserve">reinstall-package</w:t>
+      </w:r>
+      <w:r>
+        <w:rPr>
+          <w:rStyle w:val="NormalTok"/>
+        </w:rPr>
+        <w:t xml:space="preserve"> </w:t>
+      </w:r>
+      <w:r>
+        <w:rPr>
+          <w:rStyle w:val="OperatorTok"/>
+        </w:rPr>
+        <w:t xml:space="preserve">=</w:t>
+      </w:r>
+      <w:r>
+        <w:rPr>
+          <w:rStyle w:val="NormalTok"/>
+        </w:rPr>
+        <w:t xml:space="preserve"> </w:t>
+      </w:r>
+      <w:r>
+        <w:rPr>
+          <w:rStyle w:val="OperatorTok"/>
+        </w:rPr>
+        <w:t xml:space="preserve">[</w:t>
+      </w:r>
+      <w:r>
+        <w:rPr>
+          <w:rStyle w:val="StringTok"/>
+        </w:rPr>
+        <w:t xml:space="preserve">"my-package"</w:t>
+      </w:r>
+      <w:r>
+        <w:rPr>
+          <w:rStyle w:val="OperatorTok"/>
+        </w:rPr>
+        <w:t xml:space="preserve">]</w:t>
+      </w:r>
+    </w:p>
+    <w:p>
+      <w:pPr>
+        <w:pStyle w:val="FirstParagraph"/>
       </w:pPr>
       <w:r>
         <w:t xml:space="preserve">This will force uv to rebuild and reinstall</w:t>
@@ -1248,7 +1959,7 @@
         <w:t xml:space="preserve"> </w:t>
       </w:r>
       <w:r>
-        <w:t xml:space="preserve">package’s</w:t>
+        <w:t xml:space="preserve">package's</w:t>
       </w:r>
       <w:r>
         <w:t xml:space="preserve"> </w:t>
@@ -1305,7 +2016,7 @@
         <w:pStyle w:val="FirstParagraph"/>
       </w:pPr>
       <w:r>
-        <w:t xml:space="preserve">It’s safe to run multiple uv commands concurrently, even against the same virtual environment. uv’s</w:t>
+        <w:t xml:space="preserve">It's safe to run multiple uv commands concurrently, even against the same virtual environment. uv's</w:t>
       </w:r>
       <w:r>
         <w:t xml:space="preserve"> </w:t>
@@ -1331,7 +2042,7 @@
         <w:pStyle w:val="BodyText"/>
       </w:pPr>
       <w:r>
-        <w:t xml:space="preserve">Note that it’s</w:t>
+        <w:t xml:space="preserve">Note that it's</w:t>
       </w:r>
       <w:r>
         <w:t xml:space="preserve"> </w:t>
@@ -1573,7 +2284,7 @@
         <w:pStyle w:val="FirstParagraph"/>
       </w:pPr>
       <w:r>
-        <w:t xml:space="preserve">If an entry’s allocated size cannot be measured, such as a compressed extent on Btrfs, uv reports a</w:t>
+        <w:t xml:space="preserve">If an entry's allocated size cannot be measured, such as a compressed extent on Btrfs, uv reports a</w:t>
       </w:r>
       <w:r>
         <w:t xml:space="preserve"> </w:t>
@@ -1673,7 +2384,7 @@
         <w:pStyle w:val="FirstParagraph"/>
       </w:pPr>
       <w:r>
-        <w:t xml:space="preserve">It’s common to cache package installation artifacts in continuous integration environments (like</w:t>
+        <w:t xml:space="preserve">It's common to cache package installation artifacts in continuous integration environments (like</w:t>
       </w:r>
       <w:r>
         <w:t xml:space="preserve"> </w:t>
@@ -1707,7 +2418,7 @@
         <w:t xml:space="preserve"> </w:t>
       </w:r>
       <w:r>
-        <w:t xml:space="preserve">With uv, it turns out that it’s often faster to</w:t>
+        <w:t xml:space="preserve">With uv, it turns out that it's often faster to</w:t>
       </w:r>
       <w:r>
         <w:t xml:space="preserve"> </w:t>
@@ -2122,7 +2833,7 @@
         <w:pStyle w:val="BodyText"/>
       </w:pPr>
       <w:r>
-        <w:t xml:space="preserve">For example, it’s safe to use a single shared cache for uv 0.4.12 and uv 0.4.13, though the cache</w:t>
+        <w:t xml:space="preserve">For example, it's safe to use a single shared cache for uv 0.4.12 and uv 0.4.13, though the cache</w:t>
       </w:r>
       <w:r>
         <w:t xml:space="preserve"> </w:t>
